--- a/data/outputs/v2/Physics/SS1.1_Pressure/Physics_Pressure_FinalExplanation.docx
+++ b/data/outputs/v2/Physics/SS1.1_Pressure/Physics_Pressure_FinalExplanation.docx
@@ -38,6 +38,177 @@
           <w:szCs w:val="22"/>
         </w:rPr>
         <w:t xml:space="preserve">Student Assessment Document</w:t>
+      </w:r>
+    </w:p>
+    <w:p>
+      <w:pPr>
+        <w:spacing w:after="80" w:before="120"/>
+      </w:pPr>
+      <w:r>
+        <w:rPr>
+          <w:rFonts w:ascii="Arial" w:cs="Arial" w:eastAsia="Arial" w:hAnsi="Arial"/>
+          <w:b/>
+          <w:bCs/>
+          <w:color w:val="1F3864"/>
+          <w:sz w:val="20"/>
+          <w:szCs w:val="20"/>
+        </w:rPr>
+        <w:t xml:space="preserve">ATTRIBUTION AND LICENSING</w:t>
+      </w:r>
+    </w:p>
+    <w:p>
+      <w:pPr>
+        <w:spacing w:after="60" w:before="0"/>
+      </w:pPr>
+      <w:r>
+        <w:rPr>
+          <w:rFonts w:ascii="Arial" w:cs="Arial" w:eastAsia="Arial" w:hAnsi="Arial"/>
+          <w:b/>
+          <w:bCs/>
+          <w:sz w:val="17"/>
+          <w:szCs w:val="17"/>
+        </w:rPr>
+        <w:t xml:space="preserve">Curriculum Alignment: </w:t>
+      </w:r>
+      <w:r>
+        <w:rPr>
+          <w:rFonts w:ascii="Arial" w:cs="Arial" w:eastAsia="Arial" w:hAnsi="Arial"/>
+          <w:sz w:val="17"/>
+          <w:szCs w:val="17"/>
+        </w:rPr>
+        <w:t xml:space="preserve">Structured in pedagogical alignment with the competence-based curriculum format and learning outcomes established by the Kenya Institute of Curriculum Development (KICD). This material is independently developed and is not officially endorsed or published by KICD.</w:t>
+      </w:r>
+    </w:p>
+    <w:p>
+      <w:pPr>
+        <w:spacing w:after="60" w:before="0"/>
+      </w:pPr>
+      <w:r>
+        <w:rPr>
+          <w:rFonts w:ascii="Arial" w:cs="Arial" w:eastAsia="Arial" w:hAnsi="Arial"/>
+          <w:b/>
+          <w:bCs/>
+          <w:sz w:val="17"/>
+          <w:szCs w:val="17"/>
+        </w:rPr>
+        <w:t xml:space="preserve">Content &amp; Pedagogy: </w:t>
+      </w:r>
+      <w:r>
+        <w:rPr>
+          <w:rFonts w:ascii="Arial" w:cs="Arial" w:eastAsia="Arial" w:hAnsi="Arial"/>
+          <w:sz w:val="17"/>
+          <w:szCs w:val="17"/>
+        </w:rPr>
+        <w:t xml:space="preserve">Developed and adapted by the educator team at SeaVuria (registered 501(c)(3) in the United States and registered NGO in Kenya, No. 872-850A-BF11), who designed the pedagogical framework, lesson templates and exemplar lessons on which this material is based.</w:t>
+      </w:r>
+    </w:p>
+    <w:p>
+      <w:pPr>
+        <w:spacing w:after="60" w:before="0"/>
+      </w:pPr>
+      <w:r>
+        <w:rPr>
+          <w:rFonts w:ascii="Arial" w:cs="Arial" w:eastAsia="Arial" w:hAnsi="Arial"/>
+          <w:b/>
+          <w:bCs/>
+          <w:sz w:val="17"/>
+          <w:szCs w:val="17"/>
+        </w:rPr>
+        <w:t xml:space="preserve">Production &amp; Layout: </w:t>
+      </w:r>
+      <w:r>
+        <w:rPr>
+          <w:rFonts w:ascii="Arial" w:cs="Arial" w:eastAsia="Arial" w:hAnsi="Arial"/>
+          <w:sz w:val="17"/>
+          <w:szCs w:val="17"/>
+        </w:rPr>
+        <w:t xml:space="preserve">Educational design and curriculum sequencing by SeaVuria. Technical layout, structural formatting, and digital optimization/implementation executed in partnership with ARES Education (registered 501(c)(3) in the United States and Canada (as Afretech Aid) and registered NGO in Kenya), with lesson drafting and compilation assisted by AI (Claude, Anthropic).</w:t>
+      </w:r>
+    </w:p>
+    <w:p>
+      <w:pPr>
+        <w:pBdr>
+          <w:bottom w:val="single" w:color="1F3864" w:sz="6" w:space="6"/>
+        </w:pBdr>
+        <w:spacing w:after="60" w:before="0"/>
+      </w:pPr>
+      <w:r>
+        <w:rPr>
+          <w:rFonts w:ascii="Arial" w:cs="Arial" w:eastAsia="Arial" w:hAnsi="Arial"/>
+          <w:b/>
+          <w:bCs/>
+          <w:sz w:val="17"/>
+          <w:szCs w:val="17"/>
+        </w:rPr>
+        <w:t xml:space="preserve">Licensing &amp; Copyright: </w:t>
+      </w:r>
+      <w:r>
+        <w:rPr>
+          <w:rFonts w:ascii="Arial" w:cs="Arial" w:eastAsia="Arial" w:hAnsi="Arial"/>
+          <w:sz w:val="17"/>
+          <w:szCs w:val="17"/>
+        </w:rPr>
+        <w:t xml:space="preserve">© 2026 SeaVuria and ARES. This work is licensed under a </w:t>
+      </w:r>
+      <w:hyperlink w:history="1" r:id="rIdz4tp1ae8r8b9tavutueuh">
+        <w:r>
+          <w:rPr>
+            <w:rFonts w:ascii="Arial" w:cs="Arial" w:eastAsia="Arial" w:hAnsi="Arial"/>
+            <w:color w:val="1F6B75"/>
+            <w:sz w:val="17"/>
+            <w:szCs w:val="17"/>
+            <w:u w:val="single" w:color="1F6B75"/>
+          </w:rPr>
+          <w:t xml:space="preserve">Creative Commons Attribution-NonCommercial 4.0 International License</w:t>
+        </w:r>
+      </w:hyperlink>
+      <w:r>
+        <w:rPr>
+          <w:rFonts w:ascii="Arial" w:cs="Arial" w:eastAsia="Arial" w:hAnsi="Arial"/>
+          <w:sz w:val="17"/>
+          <w:szCs w:val="17"/>
+        </w:rPr>
+        <w:t xml:space="preserve"> (</w:t>
+      </w:r>
+      <w:hyperlink w:history="1" r:id="rIdmji6c0cwmxno8l8bt-5p0">
+        <w:r>
+          <w:rPr>
+            <w:rFonts w:ascii="Arial" w:cs="Arial" w:eastAsia="Arial" w:hAnsi="Arial"/>
+            <w:color w:val="1F6B75"/>
+            <w:sz w:val="17"/>
+            <w:szCs w:val="17"/>
+            <w:u w:val="single" w:color="1F6B75"/>
+          </w:rPr>
+          <w:t xml:space="preserve">CC BY-NC 4.0</w:t>
+        </w:r>
+      </w:hyperlink>
+      <w:r>
+        <w:rPr>
+          <w:rFonts w:ascii="Arial" w:cs="Arial" w:eastAsia="Arial" w:hAnsi="Arial"/>
+          <w:sz w:val="17"/>
+          <w:szCs w:val="17"/>
+        </w:rPr>
+        <w:t xml:space="preserve">). To view a copy of this license, visit </w:t>
+      </w:r>
+      <w:hyperlink w:history="1" r:id="rIdnpfqneg6kblylas17igd7">
+        <w:r>
+          <w:rPr>
+            <w:rFonts w:ascii="Arial" w:cs="Arial" w:eastAsia="Arial" w:hAnsi="Arial"/>
+            <w:color w:val="1F6B75"/>
+            <w:sz w:val="17"/>
+            <w:szCs w:val="17"/>
+            <w:u w:val="single" w:color="1F6B75"/>
+          </w:rPr>
+          <w:t xml:space="preserve">https://creativecommons.org/licenses/by-nc/4.0/</w:t>
+        </w:r>
+      </w:hyperlink>
+      <w:r>
+        <w:rPr>
+          <w:rFonts w:ascii="Arial" w:cs="Arial" w:eastAsia="Arial" w:hAnsi="Arial"/>
+          <w:sz w:val="17"/>
+          <w:szCs w:val="17"/>
+        </w:rPr>
+        <w:t xml:space="preserve">. You are free to copy, redistribute, and adapt this material in any medium or format, provided appropriate credit is given and the material is not used for commercial purposes. KICD learning outcomes and curriculum designations reproduced here for alignment purposes remain the property of KICD and are not covered by this license. Linked external resources (e.g. CK-12, Khan Academy, PhET) are subject to their own licenses.</w:t>
       </w:r>
     </w:p>
     <w:p>

--- a/data/outputs/v2/Physics/SS1.1_Pressure/Physics_Pressure_FinalExplanation.docx
+++ b/data/outputs/v2/Physics/SS1.1_Pressure/Physics_Pressure_FinalExplanation.docx
@@ -150,7 +150,7 @@
         </w:rPr>
         <w:t xml:space="preserve">© 2026 SeaVuria and ARES. This work is licensed under a </w:t>
       </w:r>
-      <w:hyperlink w:history="1" r:id="rIdz4tp1ae8r8b9tavutueuh">
+      <w:hyperlink w:history="1" r:id="rIdsvnry2pqzp9gxnozrrpom">
         <w:r>
           <w:rPr>
             <w:rFonts w:ascii="Arial" w:cs="Arial" w:eastAsia="Arial" w:hAnsi="Arial"/>
@@ -170,7 +170,7 @@
         </w:rPr>
         <w:t xml:space="preserve"> (</w:t>
       </w:r>
-      <w:hyperlink w:history="1" r:id="rIdmji6c0cwmxno8l8bt-5p0">
+      <w:hyperlink w:history="1" r:id="rId7gqstzxvfjrsrqcb945co">
         <w:r>
           <w:rPr>
             <w:rFonts w:ascii="Arial" w:cs="Arial" w:eastAsia="Arial" w:hAnsi="Arial"/>
@@ -190,7 +190,7 @@
         </w:rPr>
         <w:t xml:space="preserve">). To view a copy of this license, visit </w:t>
       </w:r>
-      <w:hyperlink w:history="1" r:id="rIdnpfqneg6kblylas17igd7">
+      <w:hyperlink w:history="1" r:id="rIdzf75jnydol1mysn6y-suc">
         <w:r>
           <w:rPr>
             <w:rFonts w:ascii="Arial" w:cs="Arial" w:eastAsia="Arial" w:hAnsi="Arial"/>

--- a/data/outputs/v2/Physics/SS1.1_Pressure/Physics_Pressure_FinalExplanation.docx
+++ b/data/outputs/v2/Physics/SS1.1_Pressure/Physics_Pressure_FinalExplanation.docx
@@ -2039,7 +2039,7 @@
         </w:rPr>
         <w:t xml:space="preserve">© 2026 SeaVuria and ARES. This work is licensed under a </w:t>
       </w:r>
-      <w:hyperlink w:history="1" r:id="rId6yqygtsbd6znp14ulzlaz">
+      <w:hyperlink w:history="1" r:id="rId6z3rxkddrcvq5ulsztzuf">
         <w:r>
           <w:rPr>
             <w:rFonts w:ascii="Arial" w:cs="Arial" w:eastAsia="Arial" w:hAnsi="Arial"/>
@@ -2059,7 +2059,7 @@
         </w:rPr>
         <w:t xml:space="preserve"> (</w:t>
       </w:r>
-      <w:hyperlink w:history="1" r:id="rIdzluuwtagyqdrahcu0j89-">
+      <w:hyperlink w:history="1" r:id="rIdr3ezaeelb9-bjehqzkjgr">
         <w:r>
           <w:rPr>
             <w:rFonts w:ascii="Arial" w:cs="Arial" w:eastAsia="Arial" w:hAnsi="Arial"/>
@@ -2079,7 +2079,7 @@
         </w:rPr>
         <w:t xml:space="preserve">). To view a copy of this license, visit </w:t>
       </w:r>
-      <w:hyperlink w:history="1" r:id="rId5iow5vfgxfddcdpvht_of">
+      <w:hyperlink w:history="1" r:id="rIdovelirntghrisxi36gu1a">
         <w:r>
           <w:rPr>
             <w:rFonts w:ascii="Arial" w:cs="Arial" w:eastAsia="Arial" w:hAnsi="Arial"/>

--- a/data/outputs/v2/Physics/SS1.1_Pressure/Physics_Pressure_FinalExplanation.docx
+++ b/data/outputs/v2/Physics/SS1.1_Pressure/Physics_Pressure_FinalExplanation.docx
@@ -2039,7 +2039,7 @@
         </w:rPr>
         <w:t xml:space="preserve">© 2026 SeaVuria and ARES. This work is licensed under a </w:t>
       </w:r>
-      <w:hyperlink w:history="1" r:id="rId6z3rxkddrcvq5ulsztzuf">
+      <w:hyperlink w:history="1" r:id="rIdz8fhrg9vpq9skaucigcrm">
         <w:r>
           <w:rPr>
             <w:rFonts w:ascii="Arial" w:cs="Arial" w:eastAsia="Arial" w:hAnsi="Arial"/>
@@ -2059,7 +2059,7 @@
         </w:rPr>
         <w:t xml:space="preserve"> (</w:t>
       </w:r>
-      <w:hyperlink w:history="1" r:id="rIdr3ezaeelb9-bjehqzkjgr">
+      <w:hyperlink w:history="1" r:id="rIdwhykkku42lygmebsu0uyl">
         <w:r>
           <w:rPr>
             <w:rFonts w:ascii="Arial" w:cs="Arial" w:eastAsia="Arial" w:hAnsi="Arial"/>
@@ -2079,7 +2079,7 @@
         </w:rPr>
         <w:t xml:space="preserve">). To view a copy of this license, visit </w:t>
       </w:r>
-      <w:hyperlink w:history="1" r:id="rIdovelirntghrisxi36gu1a">
+      <w:hyperlink w:history="1" r:id="rIdlh6sgeun-nbj8czjwug5a">
         <w:r>
           <w:rPr>
             <w:rFonts w:ascii="Arial" w:cs="Arial" w:eastAsia="Arial" w:hAnsi="Arial"/>

--- a/data/outputs/v2/Physics/SS1.1_Pressure/Physics_Pressure_FinalExplanation.docx
+++ b/data/outputs/v2/Physics/SS1.1_Pressure/Physics_Pressure_FinalExplanation.docx
@@ -2039,7 +2039,7 @@
         </w:rPr>
         <w:t xml:space="preserve">© 2026 SeaVuria and ARES. This work is licensed under a </w:t>
       </w:r>
-      <w:hyperlink w:history="1" r:id="rIdz8fhrg9vpq9skaucigcrm">
+      <w:hyperlink w:history="1" r:id="rIdbm3wsky7vcasvspqqeral">
         <w:r>
           <w:rPr>
             <w:rFonts w:ascii="Arial" w:cs="Arial" w:eastAsia="Arial" w:hAnsi="Arial"/>
@@ -2059,7 +2059,7 @@
         </w:rPr>
         <w:t xml:space="preserve"> (</w:t>
       </w:r>
-      <w:hyperlink w:history="1" r:id="rIdwhykkku42lygmebsu0uyl">
+      <w:hyperlink w:history="1" r:id="rIdjyzdz6rzioo1wkg2hpn0j">
         <w:r>
           <w:rPr>
             <w:rFonts w:ascii="Arial" w:cs="Arial" w:eastAsia="Arial" w:hAnsi="Arial"/>
@@ -2079,7 +2079,7 @@
         </w:rPr>
         <w:t xml:space="preserve">). To view a copy of this license, visit </w:t>
       </w:r>
-      <w:hyperlink w:history="1" r:id="rIdlh6sgeun-nbj8czjwug5a">
+      <w:hyperlink w:history="1" r:id="rIdei8oh59m-zjfdd8u6fnog">
         <w:r>
           <w:rPr>
             <w:rFonts w:ascii="Arial" w:cs="Arial" w:eastAsia="Arial" w:hAnsi="Arial"/>

--- a/data/outputs/v2/Physics/SS1.1_Pressure/Physics_Pressure_FinalExplanation.docx
+++ b/data/outputs/v2/Physics/SS1.1_Pressure/Physics_Pressure_FinalExplanation.docx
@@ -95,7 +95,7 @@
                 <w:sz w:val="22"/>
                 <w:szCs w:val="22"/>
               </w:rPr>
-              <w:t xml:space="preserve">FINAL EXPLANATION: PHYSICS GRADE 10 - PRESSURE</w:t>
+              <w:t xml:space="preserve">FINAL EXPLANATION: PHYSICS GRADE 10 - 1.1 PRESSURE: FINAL EXPLANATION</w:t>
             </w:r>
           </w:p>
         </w:tc>
@@ -422,7 +422,7 @@
                 <w:sz w:val="18"/>
                 <w:szCs w:val="18"/>
               </w:rPr>
-              <w:t xml:space="preserve">You have finished the unit on pressure. Now you will write a Final Explanation to answer our Driving Question: "Why did the jerrycan crush itself, and how does the invisible push of fluids move mountains, save lives, and power machines across Kenya?" Answer each section in the space under its prompt. Use evidence from your lessons, your Driving Question Board, your cumulative model and your calculations. Where a prompt asks for a calculation, show the formula, the substitution and the unit. Where a prompt asks for a diagram, label every arrow. Write in full sentences and use the words: pressure, force, area, atmospheric pressure, density, depth, Pascal's Principle.</w:t>
+              <w:t xml:space="preserve">You have finished all 9 lessons on pressure. Now you will write your own Final Explanation of the driving question: Why does a sharp knife cut better than a blunt knife when using the same force? Answer each section in the space below it. Use numbers with their units, and use evidence from your lessons and your Driving Question Board. Use g = 10 N/kg. Remember to say what is the same and what is different between the two knives. Write in full sentences.</w:t>
             </w:r>
           </w:p>
         </w:tc>
@@ -481,7 +481,7 @@
                 <w:sz w:val="22"/>
                 <w:szCs w:val="22"/>
               </w:rPr>
-              <w:t xml:space="preserve">Section 1: Why Did the Jerrycan Crush Itself?</w:t>
+              <w:t xml:space="preserve">Part 1: Claim and Evidence from the Kitchen</w:t>
             </w:r>
           </w:p>
         </w:tc>
@@ -515,7 +515,7 @@
                 <w:sz w:val="18"/>
                 <w:szCs w:val="18"/>
               </w:rPr>
-              <w:t xml:space="preserve">In Lesson 1 you watched a sealed, empty 20-litre jerrycan crumple inward after a small amount of air was removed from it, while nobody touched it. Write a complete explanation of why it collapsed. (a) Describe what the air inside and outside the jerrycan was doing BEFORE air was removed and say why the jerrycan stayed intact. (b) Explain what changed when air was removed. (c) A jerrycan is strong enough to carry 20 kg of water every day without deforming, yet this sealed, empty jerrycan collapsed. Explain how both facts can be true. (d) Draw and label a pressure-balance diagram showing the jerrycan before and after air removal. (e) Use evidence from the collapsing tin (Lesson 4), the Magdeburg Hemispheres and the mercury barometer.</w:t>
+              <w:t xml:space="preserve">Mama Wanjiru in Kisumu pushes with the same force on a sharp knife (edge 0.1 mm thick) and a blunt knife (edge 1 mm thick). Both knives are the same size and shape and touch the food along a length of 5 cm. (a) Write a claim that answers the driving question. (b) List what is the same and what is different in this situation. (c) Give the force value and what happened with each knife.</w:t>
             </w:r>
           </w:p>
         </w:tc>
@@ -611,7 +611,7 @@
                 <w:sz w:val="22"/>
                 <w:szCs w:val="22"/>
               </w:rPr>
-              <w:t xml:space="preserve">Section 2: Why Don't Our Bodies Get Crushed?</w:t>
+              <w:t xml:space="preserve">Part 2: Calculating the Pressure Under Each Knife</w:t>
             </w:r>
           </w:p>
         </w:tc>
@@ -645,7 +645,7 @@
                 <w:sz w:val="18"/>
                 <w:szCs w:val="18"/>
               </w:rPr>
-              <w:t xml:space="preserve">Atmospheric pressure acts on your body all the time, yet you are not crushed. (a) Using what you learned about pressure balance, explain why not. (b) Explain what is the same and what is different between your body and the jerrycan after air was removed. (c) Explain why atmospheric pressure is described as acting in ALL directions, and give one piece of evidence from our lessons.</w:t>
+              <w:t xml:space="preserve">Use P = F/A to explain the knives with numbers. (a) Change each edge thickness to metres and find the contact area of each knife (contact length 0.05 m). (b) Calculate the pressure under each knife and give your answers in MPa. (c) Compare the two areas and the two pressures. How many times larger or smaller is each? (d) Tomato skin and nyama choma give way at about 2 MPa. Use this value to explain what happens with each knife.</w:t>
             </w:r>
           </w:p>
         </w:tc>
@@ -741,7 +741,7 @@
                 <w:sz w:val="22"/>
                 <w:szCs w:val="22"/>
               </w:rPr>
-              <w:t xml:space="preserve">Section 3: Pressure in Liquids and Kenyan Structures</w:t>
+              <w:t xml:space="preserve">Part 3: Testing the Idea with Other Evidence</w:t>
             </w:r>
           </w:p>
         </w:tc>
@@ -775,7 +775,7 @@
                 <w:sz w:val="18"/>
                 <w:szCs w:val="18"/>
               </w:rPr>
-              <w:t xml:space="preserve">In Lessons 3, 6 and 8 you investigated liquid pressure. (a) State the three factors that control liquid pressure and describe the evidence from the water-jet bottle investigations that showed how depth and density matter. (b) Write the formula and calculate the pressure at the base of the Sasumua Dam reservoir (depth about 40 m, fresh water density 1000 kg/m³, g = 10 N/kg). (c) Calculate the pressure due to the seawater on a diver at 10 m depth in the Indian Ocean off Mombasa (seawater density 1025 kg/m³). (d) Compare your answers in (b) and (c) with atmospheric pressure. What does the comparison tell you about the design of the Sasumua Dam wall?</w:t>
+              <w:t xml:space="preserve">Use evidence from your earlier lessons to show that the area-pressure idea works beyond the knives. (a) In the brick-on-flour test, the same 2 kg brick (weight 20 N) was placed on its large face (0.02 m2) and its small face (0.005 m2). Calculate the pressure for each face and say which face sank deepest. (b) A camel (4,000 N, total foot area 0.2 m2) and a 60 kg student (600 N, total shoe area 0.04 m2) stand on sand. Calculate each pressure and explain why the much heavier camel does not sink much more than the student.</w:t>
             </w:r>
           </w:p>
         </w:tc>
@@ -871,7 +871,7 @@
                 <w:sz w:val="22"/>
                 <w:szCs w:val="22"/>
               </w:rPr>
-              <w:t xml:space="preserve">Section 4: Pascal's Principle and Hydraulic Machines</w:t>
+              <w:t xml:space="preserve">Part 4: Pressure in Fluids and Its Uses</w:t>
             </w:r>
           </w:p>
         </w:tc>
@@ -905,7 +905,7 @@
                 <w:sz w:val="18"/>
                 <w:szCs w:val="18"/>
               </w:rPr>
-              <w:t xml:space="preserve">In Lessons 5 and 7 you used connected syringes and watched a hydraulic car lift in a Nairobi garage. (a) State Pascal's Principle in your own words. (b) Explain how a small force on a small piston can lift a heavy vehicle such as a Toyota Noah. (c) A small piston has an area of 5 cm² and you push it with a force of 40 N. The large piston has an area of 500 cm². Calculate the force on the large piston. (d) Name two other Kenyan hydraulic machines we studied. (e) Explain why removing air bubbles from the syringe system was important.</w:t>
+              <w:t xml:space="preserve">The knife idea can be extended to fluids. (a) Water in a dam is 30 m deep. Use P = ρgh (water density 1,000 kg/m3) to calculate the pressure at the base and at 10 m depth. Explain why a dam wall is built thicker at the bottom. (b) In the glass-with-cardboard test, the glass mouth has area 0.004 m2, the atmospheric pressure is 101 kPa, and the water weighs 2.5 N. Calculate the upward force of the air and explain what it shows. (c) In a hydraulic jack, a 50 N effort acts on a piston of 5 cm2 and the large piston has 100 cm2. Find the pressure and the load force, and say how the idea differs from the knives.</w:t>
             </w:r>
           </w:p>
         </w:tc>
@@ -1001,7 +1001,7 @@
                 <w:sz w:val="22"/>
                 <w:szCs w:val="22"/>
               </w:rPr>
-              <w:t xml:space="preserve">Section 5: Putting It All Together</w:t>
+              <w:t xml:space="preserve">Part 5: Final Explanation and Model Revision</w:t>
             </w:r>
           </w:p>
         </w:tc>
@@ -1035,7 +1035,7 @@
                 <w:sz w:val="18"/>
                 <w:szCs w:val="18"/>
               </w:rPr>
-              <w:t xml:space="preserve">Write a final answer to the Driving Question: "Why did the jerrycan crush itself, and how does the invisible push of fluids move mountains, save lives, and power machines across Kenya?" (a) Say how the jerrycan collapse is DIFFERENT from a hydraulic machine, and say what they have in common. (b) Choose TWO Kenyan examples (for instance a dam, a diver, a matatu brake, a syringe or the Kenya Meteorological Department barometer) and explain which pressure idea each uses. (c) Name one question from our Driving Question Board that you can now answer, and one that is still open.</w:t>
+              <w:t xml:space="preserve">Write your Final Explanation of the driving question as a claim, evidence and reasoning paragraph. Use the numbers from the knives. Then look back at your first model from Lesson 1: say what you had right, what you had to add or change, and which lessons helped you do this.</w:t>
             </w:r>
           </w:p>
         </w:tc>
@@ -1299,7 +1299,7 @@
                 <w:sz w:val="18"/>
                 <w:szCs w:val="18"/>
               </w:rPr>
-              <w:t xml:space="preserve">Explaining the anchoring phenomenon (jerrycan)</w:t>
+              <w:t xml:space="preserve">Claim and use of the key idea (same force, different area)</w:t>
             </w:r>
           </w:p>
         </w:tc>
@@ -1331,7 +1331,7 @@
                 <w:sz w:val="18"/>
                 <w:szCs w:val="18"/>
               </w:rPr>
-              <w:t xml:space="preserve">Clearly explains the pressure imbalance before and after air removal, uses P_outside and P_inside, links to net force (F = ΔP × A), and uses a correct, fully labelled diagram with evidence from the tin, the Magdeburg Hemispheres and the barometer.</w:t>
+              <w:t xml:space="preserve">States a clear claim that the difference is the area, not the force, uses the words 'same force, different area', and links pressure to force and area correctly.</w:t>
             </w:r>
           </w:p>
         </w:tc>
@@ -1363,7 +1363,7 @@
                 <w:sz w:val="18"/>
                 <w:szCs w:val="18"/>
               </w:rPr>
-              <w:t xml:space="preserve">Explains that outside pressure became greater than inside pressure and the jerrycan was crushed, with a diagram and some evidence, but with minor gaps in reasoning or labelling.</w:t>
+              <w:t xml:space="preserve">States that area is different and pressure is greater for the sharp knife, but the idea that force is the same is missing or unclear.</w:t>
             </w:r>
           </w:p>
         </w:tc>
@@ -1395,7 +1395,7 @@
                 <w:sz w:val="18"/>
                 <w:szCs w:val="18"/>
               </w:rPr>
-              <w:t xml:space="preserve">States that the air crushed the jerrycan without explaining the pressure difference or the balanced state before, or gives little or no evidence.</w:t>
+              <w:t xml:space="preserve">Claim is missing, or says the sharp knife uses more force, or gives no link to pressure.</w:t>
             </w:r>
           </w:p>
         </w:tc>
@@ -1429,7 +1429,7 @@
                 <w:sz w:val="18"/>
                 <w:szCs w:val="18"/>
               </w:rPr>
-              <w:t xml:space="preserve">Use of formulas and calculations</w:t>
+              <w:t xml:space="preserve">Calculations and units</w:t>
             </w:r>
           </w:p>
         </w:tc>
@@ -1461,7 +1461,7 @@
                 <w:sz w:val="18"/>
                 <w:szCs w:val="18"/>
               </w:rPr>
-              <w:t xml:space="preserve">Correctly selects P = F/A, P = ρgh and F₁/A₁ = F₂/A₂, shows substitution and units, and obtains 400,000 Pa, 102,500 Pa and 4,000 N.</w:t>
+              <w:t xml:space="preserve">All areas and pressures are correct (5 x 10^-6 m2, 5 x 10^-5 m2, 8 MPa, 0.8 MPa) with correct unit conversions and units throughout the other calculations.</w:t>
             </w:r>
           </w:p>
         </w:tc>
@@ -1493,7 +1493,7 @@
                 <w:sz w:val="18"/>
                 <w:szCs w:val="18"/>
               </w:rPr>
-              <w:t xml:space="preserve">Uses the correct formulas with mostly correct answers, with minor errors in units or in showing the working.</w:t>
+              <w:t xml:space="preserve">Method is correct but there is one small error in conversion or units.</w:t>
             </w:r>
           </w:p>
         </w:tc>
@@ -1525,7 +1525,7 @@
                 <w:sz w:val="18"/>
                 <w:szCs w:val="18"/>
               </w:rPr>
-              <w:t xml:space="preserve">Chooses incorrect formulas or makes major errors, or gives answers without working or units.</w:t>
+              <w:t xml:space="preserve">Several errors or missing units, or P = F/A is not used correctly.</w:t>
             </w:r>
           </w:p>
         </w:tc>
@@ -1559,7 +1559,7 @@
                 <w:sz w:val="18"/>
                 <w:szCs w:val="18"/>
               </w:rPr>
-              <w:t xml:space="preserve">Use of evidence from lessons</w:t>
+              <w:t xml:space="preserve">Use of evidence and threshold reasoning</w:t>
             </w:r>
           </w:p>
         </w:tc>
@@ -1591,7 +1591,7 @@
                 <w:sz w:val="18"/>
                 <w:szCs w:val="18"/>
               </w:rPr>
-              <w:t xml:space="preserve">Draws specifically on the water-jet investigations, the collapsing tin, the Magdeburg Hemispheres, the barometer, the syringes and the car lift to support each claim.</w:t>
+              <w:t xml:space="preserve">Compares 8 MPa and 0.8 MPa with the 2 MPa value to explain cutting versus squashing, and supports the idea with evidence from the brick, camel and other lessons.</w:t>
             </w:r>
           </w:p>
         </w:tc>
@@ -1623,7 +1623,7 @@
                 <w:sz w:val="18"/>
                 <w:szCs w:val="18"/>
               </w:rPr>
-              <w:t xml:space="preserve">Refers to some lesson evidence to support most claims.</w:t>
+              <w:t xml:space="preserve">Uses the knife numbers but uses the 2 MPa value or other lessons' evidence only partly.</w:t>
             </w:r>
           </w:p>
         </w:tc>
@@ -1655,7 +1655,7 @@
                 <w:sz w:val="18"/>
                 <w:szCs w:val="18"/>
               </w:rPr>
-              <w:t xml:space="preserve">Makes claims with little or no reference to lesson evidence.</w:t>
+              <w:t xml:space="preserve">Gives little or no evidence, or does not use the 2 MPa value.</w:t>
             </w:r>
           </w:p>
         </w:tc>
@@ -1689,7 +1689,7 @@
                 <w:sz w:val="18"/>
                 <w:szCs w:val="18"/>
               </w:rPr>
-              <w:t xml:space="preserve">Connecting concepts and Kenyan applications</w:t>
+              <w:t xml:space="preserve">Extension to liquids, air and hydraulics</w:t>
             </w:r>
           </w:p>
         </w:tc>
@@ -1721,7 +1721,7 @@
                 <w:sz w:val="18"/>
                 <w:szCs w:val="18"/>
               </w:rPr>
-              <w:t xml:space="preserve">Distinguishes uncontrolled pressure difference from controlled pressure transmission, links atmospheric pressure, liquid pressure and Pascal's Principle, and explains two Kenyan examples accurately.</w:t>
+              <w:t xml:space="preserve">Correctly calculates and explains dam pressure, the air force on the glass and the jack, and clearly contrasts the jack (same pressure, different area) with the knives.</w:t>
             </w:r>
           </w:p>
         </w:tc>
@@ -1753,7 +1753,7 @@
                 <w:sz w:val="18"/>
                 <w:szCs w:val="18"/>
               </w:rPr>
-              <w:t xml:space="preserve">Links most concepts and explains at least one Kenyan example accurately.</w:t>
+              <w:t xml:space="preserve">Calculates most of these correctly but explanations are brief or the contrast with the knives is weak.</w:t>
             </w:r>
           </w:p>
         </w:tc>
@@ -1785,7 +1785,7 @@
                 <w:sz w:val="18"/>
                 <w:szCs w:val="18"/>
               </w:rPr>
-              <w:t xml:space="preserve">Treats ideas separately, with applications that are missing or inaccurate.</w:t>
+              <w:t xml:space="preserve">Calculations or explanations are mostly missing or incorrect.</w:t>
             </w:r>
           </w:p>
         </w:tc>
@@ -1819,7 +1819,7 @@
                 <w:sz w:val="18"/>
                 <w:szCs w:val="18"/>
               </w:rPr>
-              <w:t xml:space="preserve">Scientific communication</w:t>
+              <w:t xml:space="preserve">Model revision and communication</w:t>
             </w:r>
           </w:p>
         </w:tc>
@@ -1851,7 +1851,7 @@
                 <w:sz w:val="18"/>
                 <w:szCs w:val="18"/>
               </w:rPr>
-              <w:t xml:space="preserve">Writes clear, logical, complete sentences with correct terms (pressure, force, area, density, depth, Pascal's Principle) and reflects thoughtfully on the Driving Question Board.</w:t>
+              <w:t xml:space="preserve">Compares the Lesson 1 model with the final model, naming what stayed, what changed and which lessons caused it, in clear organised sentences.</w:t>
             </w:r>
           </w:p>
         </w:tc>
@@ -1883,7 +1883,7 @@
                 <w:sz w:val="18"/>
                 <w:szCs w:val="18"/>
               </w:rPr>
-              <w:t xml:space="preserve">Writes generally clear explanations with mostly correct scientific terms.</w:t>
+              <w:t xml:space="preserve">Describes some changes to the model but with few links to lessons.</w:t>
             </w:r>
           </w:p>
         </w:tc>
@@ -1915,7 +1915,7 @@
                 <w:sz w:val="18"/>
                 <w:szCs w:val="18"/>
               </w:rPr>
-              <w:t xml:space="preserve">Writing is unclear or incomplete, with frequent misuse of terms.</w:t>
+              <w:t xml:space="preserve">Does not compare the models or the writing is unclear.</w:t>
             </w:r>
           </w:p>
         </w:tc>
@@ -2039,7 +2039,7 @@
         </w:rPr>
         <w:t xml:space="preserve">© 2026 SeaVuria and ARES. This work is licensed under a </w:t>
       </w:r>
-      <w:hyperlink w:history="1" r:id="rIdbm3wsky7vcasvspqqeral">
+      <w:hyperlink w:history="1" r:id="rId-zr3nfz4qj1yc4pnzdnti">
         <w:r>
           <w:rPr>
             <w:rFonts w:ascii="Arial" w:cs="Arial" w:eastAsia="Arial" w:hAnsi="Arial"/>
@@ -2059,7 +2059,7 @@
         </w:rPr>
         <w:t xml:space="preserve"> (</w:t>
       </w:r>
-      <w:hyperlink w:history="1" r:id="rIdjyzdz6rzioo1wkg2hpn0j">
+      <w:hyperlink w:history="1" r:id="rIdr1-ijrxmvkavr3-pkyfp6">
         <w:r>
           <w:rPr>
             <w:rFonts w:ascii="Arial" w:cs="Arial" w:eastAsia="Arial" w:hAnsi="Arial"/>
@@ -2079,7 +2079,7 @@
         </w:rPr>
         <w:t xml:space="preserve">). To view a copy of this license, visit </w:t>
       </w:r>
-      <w:hyperlink w:history="1" r:id="rIdei8oh59m-zjfdd8u6fnog">
+      <w:hyperlink w:history="1" r:id="rId-vogdzj0nv5qqmy7fyoy8">
         <w:r>
           <w:rPr>
             <w:rFonts w:ascii="Arial" w:cs="Arial" w:eastAsia="Arial" w:hAnsi="Arial"/>

--- a/data/outputs/v2/Physics/SS1.1_Pressure/Physics_Pressure_FinalExplanation.docx
+++ b/data/outputs/v2/Physics/SS1.1_Pressure/Physics_Pressure_FinalExplanation.docx
@@ -4,6 +4,7 @@
   <w:body>
     <w:p>
       <w:pPr>
+        <w:keepNext w:val="false"/>
         <w:spacing w:after="30" w:before="0"/>
         <w:jc w:val="center"/>
       </w:pPr>
@@ -23,6 +24,7 @@
     </w:p>
     <w:p>
       <w:pPr>
+        <w:keepNext w:val="false"/>
         <w:spacing w:after="60" w:before="0"/>
         <w:jc w:val="center"/>
       </w:pPr>
@@ -81,6 +83,7 @@
           </w:tcPr>
           <w:p>
             <w:pPr>
+              <w:keepNext w:val="false"/>
               <w:spacing w:after="40" w:before="0"/>
               <w:jc w:val="center"/>
             </w:pPr>
@@ -116,6 +119,7 @@
           </w:tcPr>
           <w:p>
             <w:pPr>
+              <w:keepNext w:val="false"/>
               <w:spacing w:after="40" w:before="0"/>
               <w:jc w:val="center"/>
             </w:pPr>
@@ -150,6 +154,7 @@
           </w:tcPr>
           <w:p>
             <w:pPr>
+              <w:keepNext w:val="false"/>
               <w:spacing w:after="40" w:before="0"/>
               <w:jc w:val="left"/>
             </w:pPr>
@@ -182,6 +187,7 @@
           </w:tcPr>
           <w:p>
             <w:pPr>
+              <w:keepNext w:val="false"/>
               <w:spacing w:after="40" w:before="0"/>
               <w:jc w:val="left"/>
             </w:pPr>
@@ -216,6 +222,7 @@
           </w:tcPr>
           <w:p>
             <w:pPr>
+              <w:keepNext w:val="false"/>
               <w:spacing w:after="40" w:before="0"/>
               <w:jc w:val="left"/>
             </w:pPr>
@@ -248,6 +255,7 @@
           </w:tcPr>
           <w:p>
             <w:pPr>
+              <w:keepNext w:val="false"/>
               <w:spacing w:after="40" w:before="0"/>
               <w:jc w:val="left"/>
             </w:pPr>
@@ -282,6 +290,7 @@
           </w:tcPr>
           <w:p>
             <w:pPr>
+              <w:keepNext w:val="false"/>
               <w:spacing w:after="40" w:before="0"/>
               <w:jc w:val="left"/>
             </w:pPr>
@@ -314,6 +323,7 @@
           </w:tcPr>
           <w:p>
             <w:pPr>
+              <w:keepNext w:val="false"/>
               <w:spacing w:after="40" w:before="0"/>
               <w:jc w:val="left"/>
             </w:pPr>
@@ -374,6 +384,7 @@
           </w:tcPr>
           <w:p>
             <w:pPr>
+              <w:keepNext w:val="false"/>
               <w:spacing w:after="40" w:before="0"/>
               <w:jc w:val="center"/>
             </w:pPr>
@@ -408,6 +419,7 @@
           </w:tcPr>
           <w:p>
             <w:pPr>
+              <w:keepNext w:val="false"/>
               <w:spacing w:after="40" w:before="0"/>
               <w:jc w:val="left"/>
             </w:pPr>
@@ -467,6 +479,7 @@
           </w:tcPr>
           <w:p>
             <w:pPr>
+              <w:keepNext/>
               <w:spacing w:after="40" w:before="0"/>
               <w:jc w:val="center"/>
             </w:pPr>
@@ -501,6 +514,7 @@
           </w:tcPr>
           <w:p>
             <w:pPr>
+              <w:keepNext/>
               <w:spacing w:after="40" w:before="0"/>
               <w:jc w:val="left"/>
             </w:pPr>
@@ -538,6 +552,7 @@
           </w:tcPr>
           <w:p>
             <w:pPr>
+              <w:keepNext w:val="false"/>
               <w:spacing w:after="40" w:before="0"/>
               <w:jc w:val="left"/>
             </w:pPr>
@@ -597,6 +612,7 @@
           </w:tcPr>
           <w:p>
             <w:pPr>
+              <w:keepNext/>
               <w:spacing w:after="40" w:before="0"/>
               <w:jc w:val="center"/>
             </w:pPr>
@@ -631,6 +647,7 @@
           </w:tcPr>
           <w:p>
             <w:pPr>
+              <w:keepNext/>
               <w:spacing w:after="40" w:before="0"/>
               <w:jc w:val="left"/>
             </w:pPr>
@@ -668,6 +685,7 @@
           </w:tcPr>
           <w:p>
             <w:pPr>
+              <w:keepNext w:val="false"/>
               <w:spacing w:after="40" w:before="0"/>
               <w:jc w:val="left"/>
             </w:pPr>
@@ -727,6 +745,7 @@
           </w:tcPr>
           <w:p>
             <w:pPr>
+              <w:keepNext/>
               <w:spacing w:after="40" w:before="0"/>
               <w:jc w:val="center"/>
             </w:pPr>
@@ -761,6 +780,7 @@
           </w:tcPr>
           <w:p>
             <w:pPr>
+              <w:keepNext/>
               <w:spacing w:after="40" w:before="0"/>
               <w:jc w:val="left"/>
             </w:pPr>
@@ -798,6 +818,7 @@
           </w:tcPr>
           <w:p>
             <w:pPr>
+              <w:keepNext w:val="false"/>
               <w:spacing w:after="40" w:before="0"/>
               <w:jc w:val="left"/>
             </w:pPr>
@@ -857,6 +878,7 @@
           </w:tcPr>
           <w:p>
             <w:pPr>
+              <w:keepNext/>
               <w:spacing w:after="40" w:before="0"/>
               <w:jc w:val="center"/>
             </w:pPr>
@@ -891,6 +913,7 @@
           </w:tcPr>
           <w:p>
             <w:pPr>
+              <w:keepNext/>
               <w:spacing w:after="40" w:before="0"/>
               <w:jc w:val="left"/>
             </w:pPr>
@@ -928,6 +951,7 @@
           </w:tcPr>
           <w:p>
             <w:pPr>
+              <w:keepNext w:val="false"/>
               <w:spacing w:after="40" w:before="0"/>
               <w:jc w:val="left"/>
             </w:pPr>
@@ -987,6 +1011,7 @@
           </w:tcPr>
           <w:p>
             <w:pPr>
+              <w:keepNext/>
               <w:spacing w:after="40" w:before="0"/>
               <w:jc w:val="center"/>
             </w:pPr>
@@ -1021,6 +1046,7 @@
           </w:tcPr>
           <w:p>
             <w:pPr>
+              <w:keepNext/>
               <w:spacing w:after="40" w:before="0"/>
               <w:jc w:val="left"/>
             </w:pPr>
@@ -1058,6 +1084,7 @@
           </w:tcPr>
           <w:p>
             <w:pPr>
+              <w:keepNext w:val="false"/>
               <w:spacing w:after="40" w:before="0"/>
               <w:jc w:val="left"/>
             </w:pPr>
@@ -1121,6 +1148,7 @@
           </w:tcPr>
           <w:p>
             <w:pPr>
+              <w:keepNext w:val="false"/>
               <w:spacing w:after="40" w:before="0"/>
               <w:jc w:val="center"/>
             </w:pPr>
@@ -1155,6 +1183,7 @@
           </w:tcPr>
           <w:p>
             <w:pPr>
+              <w:keepNext w:val="false"/>
               <w:spacing w:after="40" w:before="0"/>
               <w:jc w:val="left"/>
             </w:pPr>
@@ -1187,6 +1216,7 @@
           </w:tcPr>
           <w:p>
             <w:pPr>
+              <w:keepNext w:val="false"/>
               <w:spacing w:after="40" w:before="0"/>
               <w:jc w:val="left"/>
             </w:pPr>
@@ -1219,6 +1249,7 @@
           </w:tcPr>
           <w:p>
             <w:pPr>
+              <w:keepNext w:val="false"/>
               <w:spacing w:after="40" w:before="0"/>
               <w:jc w:val="left"/>
             </w:pPr>
@@ -1251,6 +1282,7 @@
           </w:tcPr>
           <w:p>
             <w:pPr>
+              <w:keepNext w:val="false"/>
               <w:spacing w:after="40" w:before="0"/>
               <w:jc w:val="left"/>
             </w:pPr>
@@ -1285,6 +1317,7 @@
           </w:tcPr>
           <w:p>
             <w:pPr>
+              <w:keepNext w:val="false"/>
               <w:spacing w:after="40" w:before="0"/>
               <w:jc w:val="left"/>
             </w:pPr>
@@ -1317,6 +1350,7 @@
           </w:tcPr>
           <w:p>
             <w:pPr>
+              <w:keepNext w:val="false"/>
               <w:spacing w:after="40" w:before="0"/>
               <w:jc w:val="left"/>
             </w:pPr>
@@ -1349,6 +1383,7 @@
           </w:tcPr>
           <w:p>
             <w:pPr>
+              <w:keepNext w:val="false"/>
               <w:spacing w:after="40" w:before="0"/>
               <w:jc w:val="left"/>
             </w:pPr>
@@ -1381,6 +1416,7 @@
           </w:tcPr>
           <w:p>
             <w:pPr>
+              <w:keepNext w:val="false"/>
               <w:spacing w:after="40" w:before="0"/>
               <w:jc w:val="left"/>
             </w:pPr>
@@ -1415,6 +1451,7 @@
           </w:tcPr>
           <w:p>
             <w:pPr>
+              <w:keepNext w:val="false"/>
               <w:spacing w:after="40" w:before="0"/>
               <w:jc w:val="left"/>
             </w:pPr>
@@ -1447,6 +1484,7 @@
           </w:tcPr>
           <w:p>
             <w:pPr>
+              <w:keepNext w:val="false"/>
               <w:spacing w:after="40" w:before="0"/>
               <w:jc w:val="left"/>
             </w:pPr>
@@ -1479,6 +1517,7 @@
           </w:tcPr>
           <w:p>
             <w:pPr>
+              <w:keepNext w:val="false"/>
               <w:spacing w:after="40" w:before="0"/>
               <w:jc w:val="left"/>
             </w:pPr>
@@ -1511,6 +1550,7 @@
           </w:tcPr>
           <w:p>
             <w:pPr>
+              <w:keepNext w:val="false"/>
               <w:spacing w:after="40" w:before="0"/>
               <w:jc w:val="left"/>
             </w:pPr>
@@ -1545,6 +1585,7 @@
           </w:tcPr>
           <w:p>
             <w:pPr>
+              <w:keepNext w:val="false"/>
               <w:spacing w:after="40" w:before="0"/>
               <w:jc w:val="left"/>
             </w:pPr>
@@ -1577,6 +1618,7 @@
           </w:tcPr>
           <w:p>
             <w:pPr>
+              <w:keepNext w:val="false"/>
               <w:spacing w:after="40" w:before="0"/>
               <w:jc w:val="left"/>
             </w:pPr>
@@ -1609,6 +1651,7 @@
           </w:tcPr>
           <w:p>
             <w:pPr>
+              <w:keepNext w:val="false"/>
               <w:spacing w:after="40" w:before="0"/>
               <w:jc w:val="left"/>
             </w:pPr>
@@ -1641,6 +1684,7 @@
           </w:tcPr>
           <w:p>
             <w:pPr>
+              <w:keepNext w:val="false"/>
               <w:spacing w:after="40" w:before="0"/>
               <w:jc w:val="left"/>
             </w:pPr>
@@ -1675,6 +1719,7 @@
           </w:tcPr>
           <w:p>
             <w:pPr>
+              <w:keepNext w:val="false"/>
               <w:spacing w:after="40" w:before="0"/>
               <w:jc w:val="left"/>
             </w:pPr>
@@ -1707,6 +1752,7 @@
           </w:tcPr>
           <w:p>
             <w:pPr>
+              <w:keepNext w:val="false"/>
               <w:spacing w:after="40" w:before="0"/>
               <w:jc w:val="left"/>
             </w:pPr>
@@ -1739,6 +1785,7 @@
           </w:tcPr>
           <w:p>
             <w:pPr>
+              <w:keepNext w:val="false"/>
               <w:spacing w:after="40" w:before="0"/>
               <w:jc w:val="left"/>
             </w:pPr>
@@ -1771,6 +1818,7 @@
           </w:tcPr>
           <w:p>
             <w:pPr>
+              <w:keepNext w:val="false"/>
               <w:spacing w:after="40" w:before="0"/>
               <w:jc w:val="left"/>
             </w:pPr>
@@ -1805,6 +1853,7 @@
           </w:tcPr>
           <w:p>
             <w:pPr>
+              <w:keepNext w:val="false"/>
               <w:spacing w:after="40" w:before="0"/>
               <w:jc w:val="left"/>
             </w:pPr>
@@ -1837,6 +1886,7 @@
           </w:tcPr>
           <w:p>
             <w:pPr>
+              <w:keepNext w:val="false"/>
               <w:spacing w:after="40" w:before="0"/>
               <w:jc w:val="left"/>
             </w:pPr>
@@ -1869,6 +1919,7 @@
           </w:tcPr>
           <w:p>
             <w:pPr>
+              <w:keepNext w:val="false"/>
               <w:spacing w:after="40" w:before="0"/>
               <w:jc w:val="left"/>
             </w:pPr>
@@ -1901,6 +1952,7 @@
           </w:tcPr>
           <w:p>
             <w:pPr>
+              <w:keepNext w:val="false"/>
               <w:spacing w:after="40" w:before="0"/>
               <w:jc w:val="left"/>
             </w:pPr>
@@ -2039,7 +2091,7 @@
         </w:rPr>
         <w:t xml:space="preserve">© 2026 SeaVuria and ARES. This work is licensed under a </w:t>
       </w:r>
-      <w:hyperlink w:history="1" r:id="rId-zr3nfz4qj1yc4pnzdnti">
+      <w:hyperlink w:history="1" r:id="rIdjodw7bjue9oa2qsa4hi8g">
         <w:r>
           <w:rPr>
             <w:rFonts w:ascii="Arial" w:cs="Arial" w:eastAsia="Arial" w:hAnsi="Arial"/>
@@ -2059,7 +2111,7 @@
         </w:rPr>
         <w:t xml:space="preserve"> (</w:t>
       </w:r>
-      <w:hyperlink w:history="1" r:id="rIdr1-ijrxmvkavr3-pkyfp6">
+      <w:hyperlink w:history="1" r:id="rIdobarabr-ijm7bctgpryfb">
         <w:r>
           <w:rPr>
             <w:rFonts w:ascii="Arial" w:cs="Arial" w:eastAsia="Arial" w:hAnsi="Arial"/>
@@ -2079,7 +2131,7 @@
         </w:rPr>
         <w:t xml:space="preserve">). To view a copy of this license, visit </w:t>
       </w:r>
-      <w:hyperlink w:history="1" r:id="rId-vogdzj0nv5qqmy7fyoy8">
+      <w:hyperlink w:history="1" r:id="rIdg_d3wpkg0xxuhtuslqmfl">
         <w:r>
           <w:rPr>
             <w:rFonts w:ascii="Arial" w:cs="Arial" w:eastAsia="Arial" w:hAnsi="Arial"/>

--- a/data/outputs/v2/Physics/SS1.1_Pressure/Physics_Pressure_FinalExplanation.docx
+++ b/data/outputs/v2/Physics/SS1.1_Pressure/Physics_Pressure_FinalExplanation.docx
@@ -2091,7 +2091,7 @@
         </w:rPr>
         <w:t xml:space="preserve">© 2026 SeaVuria and ARES. This work is licensed under a </w:t>
       </w:r>
-      <w:hyperlink w:history="1" r:id="rIdjodw7bjue9oa2qsa4hi8g">
+      <w:hyperlink w:history="1" r:id="rId7mund7daa0zairt9-rztt">
         <w:r>
           <w:rPr>
             <w:rFonts w:ascii="Arial" w:cs="Arial" w:eastAsia="Arial" w:hAnsi="Arial"/>
@@ -2111,7 +2111,7 @@
         </w:rPr>
         <w:t xml:space="preserve"> (</w:t>
       </w:r>
-      <w:hyperlink w:history="1" r:id="rIdobarabr-ijm7bctgpryfb">
+      <w:hyperlink w:history="1" r:id="rIdq67c9erusldnoarlgysqh">
         <w:r>
           <w:rPr>
             <w:rFonts w:ascii="Arial" w:cs="Arial" w:eastAsia="Arial" w:hAnsi="Arial"/>
@@ -2131,7 +2131,7 @@
         </w:rPr>
         <w:t xml:space="preserve">). To view a copy of this license, visit </w:t>
       </w:r>
-      <w:hyperlink w:history="1" r:id="rIdg_d3wpkg0xxuhtuslqmfl">
+      <w:hyperlink w:history="1" r:id="rId23vlbs-eq1h1bxtqwfty-">
         <w:r>
           <w:rPr>
             <w:rFonts w:ascii="Arial" w:cs="Arial" w:eastAsia="Arial" w:hAnsi="Arial"/>
